--- a/MAU BB TO TUNG/BB XDD - RA CAM - NHAN CHUNG/Bien ban mua- ban - giao - nhan  - su dung Ma tuy/BB RA SOAT CAMERA NOI MUA MA TUY 146-128.docx
+++ b/MAU BB TO TUNG/BB XDD - RA CAM - NHAN CHUNG/Bien ban mua- ban - giao - nhan  - su dung Ma tuy/BB RA SOAT CAMERA NOI MUA MA TUY 146-128.docx
@@ -621,138 +621,26 @@
       <w:r>
         <w:rPr>
           <w:rFonts w:eastAsia="Times New Roman"/>
-          <w:color w:val="EE0000"/>
-          <w:spacing w:val="-2"/>
-        </w:rPr>
-        <w:t>{doituong2_ho_va_ten}{doituong3_ho_va_ten}{doituong4_ho_va_ten}{doituong5_ho_va_ten}{doituong6_ho_va_ten}{doituong7_ho_va_ten}{doituong8_ho_va_ten}{doituong9_ho_va_ten}{doituong10_ho_va_ten}{doituong1</w:t>
-      </w:r>
-      <w:r>
-        <w:rPr>
-          <w:rFonts w:eastAsia="Times New Roman"/>
-          <w:color w:val="EE0000"/>
-          <w:spacing w:val="-2"/>
-        </w:rPr>
-        <w:t>1</w:t>
-      </w:r>
-      <w:r>
-        <w:rPr>
-          <w:rFonts w:eastAsia="Times New Roman"/>
-          <w:color w:val="EE0000"/>
-          <w:spacing w:val="-2"/>
-        </w:rPr>
-        <w:t>_ho_va_ten}{doituong1</w:t>
-      </w:r>
-      <w:r>
-        <w:rPr>
-          <w:rFonts w:eastAsia="Times New Roman"/>
-          <w:color w:val="EE0000"/>
-          <w:spacing w:val="-2"/>
-        </w:rPr>
-        <w:t>2</w:t>
-      </w:r>
-      <w:r>
-        <w:rPr>
-          <w:rFonts w:eastAsia="Times New Roman"/>
-          <w:color w:val="EE0000"/>
-          <w:spacing w:val="-2"/>
-        </w:rPr>
-        <w:t>_ho_va_ten}{doituong1</w:t>
-      </w:r>
-      <w:r>
-        <w:rPr>
-          <w:rFonts w:eastAsia="Times New Roman"/>
-          <w:color w:val="EE0000"/>
-          <w:spacing w:val="-2"/>
-        </w:rPr>
-        <w:t>3</w:t>
-      </w:r>
-      <w:r>
-        <w:rPr>
-          <w:rFonts w:eastAsia="Times New Roman"/>
-          <w:color w:val="EE0000"/>
-          <w:spacing w:val="-2"/>
-        </w:rPr>
-        <w:t>_ho_va_ten}{doituong1</w:t>
-      </w:r>
-      <w:r>
-        <w:rPr>
-          <w:rFonts w:eastAsia="Times New Roman"/>
-          <w:color w:val="EE0000"/>
-          <w:spacing w:val="-2"/>
-        </w:rPr>
-        <w:t>4</w:t>
-      </w:r>
-      <w:r>
-        <w:rPr>
-          <w:rFonts w:eastAsia="Times New Roman"/>
-          <w:color w:val="EE0000"/>
-          <w:spacing w:val="-2"/>
-        </w:rPr>
-        <w:t>_ho_va_ten}{doituong1</w:t>
-      </w:r>
-      <w:r>
-        <w:rPr>
-          <w:rFonts w:eastAsia="Times New Roman"/>
-          <w:color w:val="EE0000"/>
-          <w:spacing w:val="-2"/>
-        </w:rPr>
-        <w:t>5</w:t>
-      </w:r>
-      <w:r>
-        <w:rPr>
-          <w:rFonts w:eastAsia="Times New Roman"/>
-          <w:color w:val="EE0000"/>
-          <w:spacing w:val="-2"/>
-        </w:rPr>
-        <w:t>_ho_va_ten}{doituong1</w:t>
-      </w:r>
-      <w:r>
-        <w:rPr>
-          <w:rFonts w:eastAsia="Times New Roman"/>
-          <w:color w:val="EE0000"/>
-          <w:spacing w:val="-2"/>
-        </w:rPr>
-        <w:t>6</w:t>
-      </w:r>
-      <w:r>
-        <w:rPr>
-          <w:rFonts w:eastAsia="Times New Roman"/>
-          <w:color w:val="EE0000"/>
-          <w:spacing w:val="-2"/>
-        </w:rPr>
-        <w:t>_ho_va_ten}{doituong1</w:t>
-      </w:r>
-      <w:r>
-        <w:rPr>
-          <w:rFonts w:eastAsia="Times New Roman"/>
-          <w:color w:val="EE0000"/>
-          <w:spacing w:val="-2"/>
-        </w:rPr>
-        <w:t>7</w:t>
-      </w:r>
-      <w:r>
-        <w:rPr>
-          <w:rFonts w:eastAsia="Times New Roman"/>
-          <w:color w:val="EE0000"/>
-          <w:spacing w:val="-2"/>
-        </w:rPr>
-        <w:t>_ho_va_ten}</w:t>
-      </w:r>
-      <w:r>
-        <w:rPr>
-          <w:rFonts w:eastAsia="Times New Roman"/>
-          <w:color w:val="EE0000"/>
-          <w:spacing w:val="-2"/>
-        </w:rPr>
-        <w:t xml:space="preserve"> </w:t>
-      </w:r>
-      <w:r>
-        <w:rPr>
-          <w:rFonts w:eastAsia="Times New Roman"/>
           <w:color w:val="385623" w:themeColor="accent6" w:themeShade="80"/>
           <w:spacing w:val="-2"/>
         </w:rPr>
-        <w:t xml:space="preserve">đối tượng không rõ lai lịch </w:t>
+        <w:t xml:space="preserve">đối tượng </w:t>
+      </w:r>
+      <w:r>
+        <w:rPr>
+          <w:rFonts w:eastAsia="Times New Roman"/>
+          <w:color w:val="385623" w:themeColor="accent6" w:themeShade="80"/>
+          <w:spacing w:val="-2"/>
+        </w:rPr>
+        <w:t xml:space="preserve">chưa </w:t>
+      </w:r>
+      <w:r>
+        <w:rPr>
+          <w:rFonts w:eastAsia="Times New Roman"/>
+          <w:color w:val="385623" w:themeColor="accent6" w:themeShade="80"/>
+          <w:spacing w:val="-2"/>
+        </w:rPr>
+        <w:t xml:space="preserve">rõ lai lịch </w:t>
       </w:r>
       <w:bookmarkEnd w:id="0"/>
       <w:r>
@@ -1566,7 +1454,7 @@
           <w:color w:val="EE0000"/>
           <w:spacing w:val="-2"/>
         </w:rPr>
-        <w:t>{doituong2_ho_va_ten}{doituong3_ho_va_ten}{doituong4_ho_va_ten}{doituong5_ho_va_ten}{doituong6_ho_va_ten}{doituong7_ho_va_ten}{doituong8_ho_va_ten}{doituong9_ho_va_ten}{doituong10_ho_va_ten}{doituong1</w:t>
+        <w:t xml:space="preserve">đối tượng </w:t>
       </w:r>
       <w:r>
         <w:rPr>
@@ -1574,7 +1462,7 @@
           <w:color w:val="EE0000"/>
           <w:spacing w:val="-2"/>
         </w:rPr>
-        <w:t>1</w:t>
+        <w:t>chưa</w:t>
       </w:r>
       <w:r>
         <w:rPr>
@@ -1582,119 +1470,7 @@
           <w:color w:val="EE0000"/>
           <w:spacing w:val="-2"/>
         </w:rPr>
-        <w:t>_ho_va_ten}{doituong1</w:t>
-      </w:r>
-      <w:r>
-        <w:rPr>
-          <w:rFonts w:eastAsia="Times New Roman"/>
-          <w:color w:val="EE0000"/>
-          <w:spacing w:val="-2"/>
-        </w:rPr>
-        <w:t>2</w:t>
-      </w:r>
-      <w:r>
-        <w:rPr>
-          <w:rFonts w:eastAsia="Times New Roman"/>
-          <w:color w:val="EE0000"/>
-          <w:spacing w:val="-2"/>
-        </w:rPr>
-        <w:t>_ho_va_ten}{doituong1</w:t>
-      </w:r>
-      <w:r>
-        <w:rPr>
-          <w:rFonts w:eastAsia="Times New Roman"/>
-          <w:color w:val="EE0000"/>
-          <w:spacing w:val="-2"/>
-        </w:rPr>
-        <w:t>3</w:t>
-      </w:r>
-      <w:r>
-        <w:rPr>
-          <w:rFonts w:eastAsia="Times New Roman"/>
-          <w:color w:val="EE0000"/>
-          <w:spacing w:val="-2"/>
-        </w:rPr>
-        <w:t>_ho_va_ten}{doituong1</w:t>
-      </w:r>
-      <w:r>
-        <w:rPr>
-          <w:rFonts w:eastAsia="Times New Roman"/>
-          <w:color w:val="EE0000"/>
-          <w:spacing w:val="-2"/>
-        </w:rPr>
-        <w:t>4</w:t>
-      </w:r>
-      <w:r>
-        <w:rPr>
-          <w:rFonts w:eastAsia="Times New Roman"/>
-          <w:color w:val="EE0000"/>
-          <w:spacing w:val="-2"/>
-        </w:rPr>
-        <w:t>_ho_va_ten}{doituong1</w:t>
-      </w:r>
-      <w:r>
-        <w:rPr>
-          <w:rFonts w:eastAsia="Times New Roman"/>
-          <w:color w:val="EE0000"/>
-          <w:spacing w:val="-2"/>
-        </w:rPr>
-        <w:t>5</w:t>
-      </w:r>
-      <w:r>
-        <w:rPr>
-          <w:rFonts w:eastAsia="Times New Roman"/>
-          <w:color w:val="EE0000"/>
-          <w:spacing w:val="-2"/>
-        </w:rPr>
-        <w:t>_ho_va_ten}{doituong1</w:t>
-      </w:r>
-      <w:r>
-        <w:rPr>
-          <w:rFonts w:eastAsia="Times New Roman"/>
-          <w:color w:val="EE0000"/>
-          <w:spacing w:val="-2"/>
-        </w:rPr>
-        <w:t>6</w:t>
-      </w:r>
-      <w:r>
-        <w:rPr>
-          <w:rFonts w:eastAsia="Times New Roman"/>
-          <w:color w:val="EE0000"/>
-          <w:spacing w:val="-2"/>
-        </w:rPr>
-        <w:t>_ho_va_ten}{doituong1</w:t>
-      </w:r>
-      <w:r>
-        <w:rPr>
-          <w:rFonts w:eastAsia="Times New Roman"/>
-          <w:color w:val="EE0000"/>
-          <w:spacing w:val="-2"/>
-        </w:rPr>
-        <w:t>7</w:t>
-      </w:r>
-      <w:r>
-        <w:rPr>
-          <w:rFonts w:eastAsia="Times New Roman"/>
-          <w:color w:val="EE0000"/>
-          <w:spacing w:val="-2"/>
-        </w:rPr>
-        <w:t>_ho_va_ten}</w:t>
-      </w:r>
-      <w:r>
-        <w:rPr>
-          <w:rFonts w:eastAsia="Times New Roman"/>
-          <w:color w:val="EE0000"/>
-          <w:spacing w:val="-2"/>
-        </w:rPr>
-        <w:t xml:space="preserve"> </w:t>
-      </w:r>
-      <w:r>
-        <w:rPr>
-          <w:rFonts w:eastAsia="Times New Roman"/>
-          <w:color w:val="EE0000"/>
-          <w:spacing w:val="-2"/>
-        </w:rPr>
-        <w:t>đối tượng không rõ lai lịch</w:t>
+        <w:t xml:space="preserve"> rõ lai lịch</w:t>
       </w:r>
       <w:r>
         <w:rPr>
@@ -1748,21 +1524,6 @@
         </w:rPr>
         <w:t>.</w:t>
       </w:r>
-    </w:p>
-    <w:p>
-      <w:pPr>
-        <w:tabs>
-          <w:tab w:val="right" w:pos="0"/>
-          <w:tab w:val="left" w:leader="dot" w:pos="9356"/>
-        </w:tabs>
-        <w:spacing w:before="60" w:after="60" w:line="240" w:lineRule="auto"/>
-        <w:jc w:val="both"/>
-        <w:rPr>
-          <w:rFonts w:eastAsia="Times New Roman"/>
-          <w:color w:val="FF0000"/>
-          <w:spacing w:val="-2"/>
-        </w:rPr>
-      </w:pPr>
     </w:p>
     <w:p>
       <w:pPr>
@@ -2098,7 +1859,6 @@
           <w:color w:val="000000"/>
           <w:lang w:val="en-GB"/>
         </w:rPr>
-        <w:lastRenderedPageBreak/>
         <w:t>Biên bản này đã đọc cho những người có tên trên nghe, công nhận đúng và</w:t>
       </w:r>
       <w:r>
